--- a/PHIM_MLD.docx
+++ b/PHIM_MLD.docx
@@ -260,11 +260,26 @@
       <w:proofErr w:type="spellStart"/>
       <w:proofErr w:type="gramEnd"/>
       <w:r>
+        <w:rPr>
+          <w:b/>
+          <w:bCs/>
+          <w:i/>
+          <w:iCs/>
+        </w:rPr>
         <w:t>ID_phim</w:t>
       </w:r>
       <w:r>
+        <w:rPr>
+          <w:b/>
+          <w:bCs/>
+          <w:i/>
+          <w:iCs/>
+        </w:rPr>
         <w:t>,ID_kw</w:t>
       </w:r>
+      <w:r>
+        <w:t>,do_quan_trong</w:t>
+      </w:r>
       <w:proofErr w:type="spellEnd"/>
       <w:r>
         <w:t>)</w:t>
@@ -286,7 +301,16 @@
       <w:proofErr w:type="spellStart"/>
       <w:proofErr w:type="gramEnd"/>
       <w:r>
+        <w:rPr>
+          <w:b/>
+          <w:bCs/>
+          <w:i/>
+          <w:iCs/>
+        </w:rPr>
         <w:t>ID_phim,ID_tl</w:t>
+      </w:r>
+      <w:r>
+        <w:t>,muc_do_phu_hop</w:t>
       </w:r>
       <w:proofErr w:type="spellEnd"/>
       <w:r>
